--- a/teste3.docx
+++ b/teste3.docx
@@ -5,6 +5,28 @@
     <w:p>
       <w:r>
         <w:t>Mi nha segunda versão 1410dsds</w:t>
+      </w:r>
+    </w:p>
+    <w:p>
+      <w:r>
+        <w:t>Dsdsds</w:t>
+      </w:r>
+    </w:p>
+    <w:p/>
+    <w:p/>
+    <w:p>
+      <w:r>
+        <w:t>Ds</w:t>
+      </w:r>
+    </w:p>
+    <w:p>
+      <w:r>
+        <w:t>Dsds</w:t>
+      </w:r>
+    </w:p>
+    <w:p>
+      <w:r>
+        <w:t>Minha terceira versao</w:t>
       </w:r>
     </w:p>
     <w:sectPr>
